--- a/Manuscript docs/Trans paper Tables and Figures File 1.26.23.docx
+++ b/Manuscript docs/Trans paper Tables and Figures File 1.26.23.docx
@@ -11647,14 +11647,6 @@
                 <w:szCs w:val="24"/>
               </w:rPr>
             </w:pPr>
-          </w:p>
-          <w:p>
-            <w:pPr>
-              <w:rPr>
-                <w:rFonts w:ascii="Times New Roman" w:hAnsi="Times New Roman" w:cs="Times New Roman"/>
-                <w:szCs w:val="24"/>
-              </w:rPr>
-            </w:pPr>
             <w:commentRangeStart w:id="1"/>
             <w:r>
               <w:rPr>
@@ -11785,33 +11777,6 @@
               <w:t>PLAND</w:t>
             </w:r>
           </w:p>
-          <w:p>
-            <w:pPr>
-              <w:jc w:val="center"/>
-              <w:rPr>
-                <w:rFonts w:ascii="Times New Roman" w:hAnsi="Times New Roman" w:cs="Times New Roman"/>
-                <w:color w:val="000000"/>
-                <w:szCs w:val="24"/>
-              </w:rPr>
-            </w:pPr>
-            <w:r>
-              <w:rPr>
-                <w:rFonts w:ascii="Times New Roman" w:hAnsi="Times New Roman" w:cs="Times New Roman"/>
-                <w:szCs w:val="24"/>
-              </w:rPr>
-              <w:t>LPI</w:t>
-            </w:r>
-          </w:p>
-          <w:p>
-            <w:pPr>
-              <w:jc w:val="center"/>
-              <w:rPr>
-                <w:rFonts w:ascii="Times New Roman" w:hAnsi="Times New Roman" w:cs="Times New Roman"/>
-                <w:color w:val="000000"/>
-                <w:szCs w:val="24"/>
-              </w:rPr>
-            </w:pPr>
-          </w:p>
         </w:tc>
         <w:tc>
           <w:tcPr>
@@ -11926,24 +11891,7 @@
                 <w:color w:val="000000"/>
                 <w:szCs w:val="24"/>
               </w:rPr>
-              <w:t>2.78</w:t>
-            </w:r>
-          </w:p>
-          <w:p>
-            <w:pPr>
-              <w:jc w:val="center"/>
-              <w:rPr>
-                <w:rFonts w:ascii="Times New Roman" w:hAnsi="Times New Roman" w:cs="Times New Roman"/>
-                <w:szCs w:val="24"/>
-              </w:rPr>
-            </w:pPr>
-            <w:r>
-              <w:rPr>
-                <w:rFonts w:ascii="Times New Roman" w:hAnsi="Times New Roman" w:cs="Times New Roman"/>
-                <w:color w:val="000000"/>
-                <w:szCs w:val="24"/>
-              </w:rPr>
-              <w:t>3.07</w:t>
+              <w:t>1.95</w:t>
             </w:r>
           </w:p>
         </w:tc>
@@ -12071,29 +12019,6 @@
               <w:t>1</w:t>
             </w:r>
           </w:p>
-          <w:p>
-            <w:pPr>
-              <w:jc w:val="center"/>
-              <w:rPr>
-                <w:rFonts w:ascii="Times New Roman" w:hAnsi="Times New Roman" w:cs="Times New Roman"/>
-                <w:szCs w:val="24"/>
-              </w:rPr>
-            </w:pPr>
-            <w:r>
-              <w:rPr>
-                <w:rFonts w:ascii="Times New Roman" w:hAnsi="Times New Roman" w:cs="Times New Roman"/>
-                <w:szCs w:val="24"/>
-              </w:rPr>
-              <w:t xml:space="preserve"> </w:t>
-            </w:r>
-            <w:r>
-              <w:rPr>
-                <w:rFonts w:ascii="Times New Roman" w:hAnsi="Times New Roman" w:cs="Times New Roman"/>
-                <w:szCs w:val="24"/>
-              </w:rPr>
-              <w:t>1</w:t>
-            </w:r>
-          </w:p>
         </w:tc>
         <w:tc>
           <w:tcPr>
@@ -12216,32 +12141,31 @@
                 <w:color w:val="000000"/>
                 <w:szCs w:val="24"/>
               </w:rPr>
-              <w:t>0.096</w:t>
-            </w:r>
-          </w:p>
-          <w:p>
-            <w:pPr>
-              <w:jc w:val="center"/>
-              <w:rPr>
-                <w:rFonts w:ascii="Times New Roman" w:hAnsi="Times New Roman" w:cs="Times New Roman"/>
-                <w:b/>
-                <w:bCs/>
-                <w:szCs w:val="24"/>
-              </w:rPr>
-            </w:pPr>
-            <w:r>
-              <w:rPr>
-                <w:rFonts w:ascii="Times New Roman" w:hAnsi="Times New Roman" w:cs="Times New Roman"/>
-                <w:szCs w:val="24"/>
-              </w:rPr>
-              <w:t xml:space="preserve"> </w:t>
-            </w:r>
-            <w:r>
-              <w:rPr>
-                <w:rFonts w:ascii="Times New Roman" w:hAnsi="Times New Roman" w:cs="Times New Roman"/>
-                <w:szCs w:val="24"/>
-              </w:rPr>
-              <w:t>0.080</w:t>
+              <w:t>0.</w:t>
+            </w:r>
+            <w:r>
+              <w:rPr>
+                <w:rFonts w:ascii="Times New Roman" w:hAnsi="Times New Roman" w:cs="Times New Roman"/>
+                <w:color w:val="000000"/>
+                <w:szCs w:val="24"/>
+              </w:rPr>
+              <w:t>1</w:t>
+            </w:r>
+            <w:r>
+              <w:rPr>
+                <w:rFonts w:ascii="Times New Roman" w:hAnsi="Times New Roman" w:cs="Times New Roman"/>
+                <w:color w:val="000000"/>
+                <w:szCs w:val="24"/>
+              </w:rPr>
+              <w:t>6</w:t>
+            </w:r>
+            <w:r>
+              <w:rPr>
+                <w:rFonts w:ascii="Times New Roman" w:hAnsi="Times New Roman" w:cs="Times New Roman"/>
+                <w:color w:val="000000"/>
+                <w:szCs w:val="24"/>
+              </w:rPr>
+              <w:t>2</w:t>
             </w:r>
           </w:p>
         </w:tc>
@@ -12408,7 +12332,6 @@
           <w:sz w:val="24"/>
           <w:szCs w:val="24"/>
         </w:rPr>
-        <w:lastRenderedPageBreak/>
         <w:t xml:space="preserve">Table </w:t>
       </w:r>
       <w:r>
@@ -12449,6 +12372,7 @@
           <w:sz w:val="24"/>
           <w:szCs w:val="24"/>
         </w:rPr>
+        <w:lastRenderedPageBreak/>
         <w:t>Predictors</w:t>
       </w:r>
       <w:r>
@@ -13635,7 +13559,6 @@
           <w:sz w:val="24"/>
           <w:szCs w:val="24"/>
         </w:rPr>
-        <w:lastRenderedPageBreak/>
         <w:t xml:space="preserve">Table </w:t>
       </w:r>
       <w:r>
@@ -13702,7 +13625,16 @@
           <w:sz w:val="24"/>
           <w:szCs w:val="24"/>
         </w:rPr>
-        <w:t xml:space="preserve"> included had a </w:t>
+        <w:t xml:space="preserve"> included </w:t>
+      </w:r>
+      <w:r>
+        <w:rPr>
+          <w:rFonts w:ascii="Times New Roman" w:hAnsi="Times New Roman" w:cs="Times New Roman"/>
+          <w:sz w:val="24"/>
+          <w:szCs w:val="24"/>
+        </w:rPr>
+        <w:lastRenderedPageBreak/>
+        <w:t xml:space="preserve">had a </w:t>
       </w:r>
       <w:r>
         <w:rPr>
@@ -14181,14 +14113,6 @@
                 <w:szCs w:val="24"/>
               </w:rPr>
             </w:pPr>
-          </w:p>
-          <w:p>
-            <w:pPr>
-              <w:rPr>
-                <w:rFonts w:ascii="Times New Roman" w:hAnsi="Times New Roman" w:cs="Times New Roman"/>
-                <w:szCs w:val="24"/>
-              </w:rPr>
-            </w:pPr>
             <w:r>
               <w:rPr>
                 <w:rFonts w:ascii="Times New Roman" w:hAnsi="Times New Roman" w:cs="Times New Roman"/>
@@ -14328,28 +14252,14 @@
               <w:rPr>
                 <w:rFonts w:ascii="Times New Roman" w:hAnsi="Times New Roman" w:cs="Times New Roman"/>
                 <w:szCs w:val="24"/>
-              </w:rPr>
-            </w:pPr>
-            <w:r>
-              <w:rPr>
-                <w:rFonts w:ascii="Times New Roman" w:hAnsi="Times New Roman" w:cs="Times New Roman"/>
-                <w:szCs w:val="24"/>
-              </w:rPr>
-              <w:t>LPI</w:t>
-            </w:r>
-          </w:p>
-          <w:p>
-            <w:pPr>
-              <w:jc w:val="center"/>
-              <w:rPr>
-                <w:rFonts w:ascii="Times New Roman" w:hAnsi="Times New Roman" w:cs="Times New Roman"/>
-                <w:szCs w:val="24"/>
-              </w:rPr>
-            </w:pPr>
-            <w:r>
-              <w:rPr>
-                <w:rFonts w:ascii="Times New Roman" w:hAnsi="Times New Roman" w:cs="Times New Roman"/>
-                <w:szCs w:val="24"/>
+                <w:lang w:val="de-DE"/>
+              </w:rPr>
+            </w:pPr>
+            <w:r>
+              <w:rPr>
+                <w:rFonts w:ascii="Times New Roman" w:hAnsi="Times New Roman" w:cs="Times New Roman"/>
+                <w:szCs w:val="24"/>
+                <w:lang w:val="de-DE"/>
               </w:rPr>
               <w:t>ENN</w:t>
             </w:r>
@@ -14360,28 +14270,34 @@
               <w:rPr>
                 <w:rFonts w:ascii="Times New Roman" w:hAnsi="Times New Roman" w:cs="Times New Roman"/>
                 <w:szCs w:val="24"/>
-              </w:rPr>
-            </w:pPr>
-            <w:r>
-              <w:rPr>
-                <w:rFonts w:ascii="Times New Roman" w:hAnsi="Times New Roman" w:cs="Times New Roman"/>
-                <w:szCs w:val="24"/>
+                <w:lang w:val="de-DE"/>
+              </w:rPr>
+            </w:pPr>
+            <w:proofErr w:type="spellStart"/>
+            <w:r>
+              <w:rPr>
+                <w:rFonts w:ascii="Times New Roman" w:hAnsi="Times New Roman" w:cs="Times New Roman"/>
+                <w:szCs w:val="24"/>
+                <w:lang w:val="de-DE"/>
               </w:rPr>
               <w:t>Intercept</w:t>
             </w:r>
-          </w:p>
-          <w:p>
-            <w:pPr>
-              <w:jc w:val="center"/>
-              <w:rPr>
-                <w:rFonts w:ascii="Times New Roman" w:hAnsi="Times New Roman" w:cs="Times New Roman"/>
-                <w:szCs w:val="24"/>
-              </w:rPr>
-            </w:pPr>
-            <w:r>
-              <w:rPr>
-                <w:rFonts w:ascii="Times New Roman" w:hAnsi="Times New Roman" w:cs="Times New Roman"/>
-                <w:szCs w:val="24"/>
+            <w:proofErr w:type="spellEnd"/>
+          </w:p>
+          <w:p>
+            <w:pPr>
+              <w:jc w:val="center"/>
+              <w:rPr>
+                <w:rFonts w:ascii="Times New Roman" w:hAnsi="Times New Roman" w:cs="Times New Roman"/>
+                <w:szCs w:val="24"/>
+                <w:lang w:val="de-DE"/>
+              </w:rPr>
+            </w:pPr>
+            <w:r>
+              <w:rPr>
+                <w:rFonts w:ascii="Times New Roman" w:hAnsi="Times New Roman" w:cs="Times New Roman"/>
+                <w:szCs w:val="24"/>
+                <w:lang w:val="de-DE"/>
               </w:rPr>
               <w:t>TRT*</w:t>
             </w:r>
@@ -14392,12 +14308,14 @@
               <w:rPr>
                 <w:rFonts w:ascii="Times New Roman" w:hAnsi="Times New Roman" w:cs="Times New Roman"/>
                 <w:szCs w:val="24"/>
-              </w:rPr>
-            </w:pPr>
-            <w:r>
-              <w:rPr>
-                <w:rFonts w:ascii="Times New Roman" w:hAnsi="Times New Roman" w:cs="Times New Roman"/>
-                <w:szCs w:val="24"/>
+                <w:lang w:val="de-DE"/>
+              </w:rPr>
+            </w:pPr>
+            <w:r>
+              <w:rPr>
+                <w:rFonts w:ascii="Times New Roman" w:hAnsi="Times New Roman" w:cs="Times New Roman"/>
+                <w:szCs w:val="24"/>
+                <w:lang w:val="de-DE"/>
               </w:rPr>
               <w:t>PLAND</w:t>
             </w:r>
@@ -14408,12 +14326,14 @@
               <w:rPr>
                 <w:rFonts w:ascii="Times New Roman" w:hAnsi="Times New Roman" w:cs="Times New Roman"/>
                 <w:szCs w:val="24"/>
-              </w:rPr>
-            </w:pPr>
-            <w:r>
-              <w:rPr>
-                <w:rFonts w:ascii="Times New Roman" w:hAnsi="Times New Roman" w:cs="Times New Roman"/>
-                <w:szCs w:val="24"/>
+                <w:lang w:val="de-DE"/>
+              </w:rPr>
+            </w:pPr>
+            <w:r>
+              <w:rPr>
+                <w:rFonts w:ascii="Times New Roman" w:hAnsi="Times New Roman" w:cs="Times New Roman"/>
+                <w:szCs w:val="24"/>
+                <w:lang w:val="de-DE"/>
               </w:rPr>
               <w:t>ENN</w:t>
             </w:r>
@@ -14424,28 +14344,34 @@
               <w:rPr>
                 <w:rFonts w:ascii="Times New Roman" w:hAnsi="Times New Roman" w:cs="Times New Roman"/>
                 <w:szCs w:val="24"/>
-              </w:rPr>
-            </w:pPr>
-            <w:r>
-              <w:rPr>
-                <w:rFonts w:ascii="Times New Roman" w:hAnsi="Times New Roman" w:cs="Times New Roman"/>
-                <w:szCs w:val="24"/>
+                <w:lang w:val="de-DE"/>
+              </w:rPr>
+            </w:pPr>
+            <w:proofErr w:type="spellStart"/>
+            <w:r>
+              <w:rPr>
+                <w:rFonts w:ascii="Times New Roman" w:hAnsi="Times New Roman" w:cs="Times New Roman"/>
+                <w:szCs w:val="24"/>
+                <w:lang w:val="de-DE"/>
               </w:rPr>
               <w:t>Intercept</w:t>
             </w:r>
-          </w:p>
-          <w:p>
-            <w:pPr>
-              <w:jc w:val="center"/>
-              <w:rPr>
-                <w:rFonts w:ascii="Times New Roman" w:hAnsi="Times New Roman" w:cs="Times New Roman"/>
-                <w:szCs w:val="24"/>
-              </w:rPr>
-            </w:pPr>
-            <w:r>
-              <w:rPr>
-                <w:rFonts w:ascii="Times New Roman" w:hAnsi="Times New Roman" w:cs="Times New Roman"/>
-                <w:szCs w:val="24"/>
+            <w:proofErr w:type="spellEnd"/>
+          </w:p>
+          <w:p>
+            <w:pPr>
+              <w:jc w:val="center"/>
+              <w:rPr>
+                <w:rFonts w:ascii="Times New Roman" w:hAnsi="Times New Roman" w:cs="Times New Roman"/>
+                <w:szCs w:val="24"/>
+                <w:lang w:val="de-DE"/>
+              </w:rPr>
+            </w:pPr>
+            <w:r>
+              <w:rPr>
+                <w:rFonts w:ascii="Times New Roman" w:hAnsi="Times New Roman" w:cs="Times New Roman"/>
+                <w:szCs w:val="24"/>
+                <w:lang w:val="de-DE"/>
               </w:rPr>
               <w:t>PLAND</w:t>
             </w:r>
@@ -14457,12 +14383,14 @@
                 <w:rFonts w:ascii="Times New Roman" w:hAnsi="Times New Roman" w:cs="Times New Roman"/>
                 <w:color w:val="000000"/>
                 <w:szCs w:val="24"/>
-              </w:rPr>
-            </w:pPr>
-            <w:r>
-              <w:rPr>
-                <w:rFonts w:ascii="Times New Roman" w:hAnsi="Times New Roman" w:cs="Times New Roman"/>
-                <w:szCs w:val="24"/>
+                <w:lang w:val="de-DE"/>
+              </w:rPr>
+            </w:pPr>
+            <w:r>
+              <w:rPr>
+                <w:rFonts w:ascii="Times New Roman" w:hAnsi="Times New Roman" w:cs="Times New Roman"/>
+                <w:szCs w:val="24"/>
+                <w:lang w:val="de-DE"/>
               </w:rPr>
               <w:t>ENN</w:t>
             </w:r>
@@ -14474,16 +14402,29 @@
                 <w:rFonts w:ascii="Times New Roman" w:hAnsi="Times New Roman" w:cs="Times New Roman"/>
                 <w:color w:val="000000"/>
                 <w:szCs w:val="24"/>
-              </w:rPr>
-            </w:pPr>
-            <w:r>
-              <w:rPr>
-                <w:rFonts w:ascii="Times New Roman" w:hAnsi="Times New Roman" w:cs="Times New Roman"/>
-                <w:color w:val="000000"/>
-                <w:szCs w:val="24"/>
-              </w:rPr>
-              <w:t>LPI</w:t>
-            </w:r>
+                <w:lang w:val="de-DE"/>
+              </w:rPr>
+            </w:pPr>
+            <w:proofErr w:type="spellStart"/>
+            <w:r>
+              <w:rPr>
+                <w:rFonts w:ascii="Times New Roman" w:hAnsi="Times New Roman" w:cs="Times New Roman"/>
+                <w:color w:val="000000"/>
+                <w:szCs w:val="24"/>
+                <w:lang w:val="de-DE"/>
+              </w:rPr>
+              <w:t>In</w:t>
+            </w:r>
+            <w:r>
+              <w:rPr>
+                <w:rFonts w:ascii="Times New Roman" w:hAnsi="Times New Roman" w:cs="Times New Roman"/>
+                <w:color w:val="000000"/>
+                <w:szCs w:val="24"/>
+                <w:lang w:val="de-DE"/>
+              </w:rPr>
+              <w:t>tercept</w:t>
+            </w:r>
+            <w:proofErr w:type="spellEnd"/>
           </w:p>
         </w:tc>
         <w:tc>
@@ -14509,7 +14450,7 @@
                 <w:color w:val="000000"/>
                 <w:szCs w:val="24"/>
               </w:rPr>
-              <w:t>1</w:t>
+              <w:t>6</w:t>
             </w:r>
             <w:r>
               <w:rPr>
@@ -14525,33 +14466,7 @@
                 <w:color w:val="000000"/>
                 <w:szCs w:val="24"/>
               </w:rPr>
-              <w:t>8</w:t>
-            </w:r>
-            <w:r>
-              <w:rPr>
-                <w:rFonts w:ascii="Times New Roman" w:hAnsi="Times New Roman" w:cs="Times New Roman"/>
-                <w:color w:val="000000"/>
-                <w:szCs w:val="24"/>
-              </w:rPr>
-              <w:t>0</w:t>
-            </w:r>
-          </w:p>
-          <w:p>
-            <w:pPr>
-              <w:jc w:val="center"/>
-              <w:rPr>
-                <w:rFonts w:ascii="Times New Roman" w:hAnsi="Times New Roman" w:cs="Times New Roman"/>
-                <w:color w:val="000000"/>
-                <w:szCs w:val="24"/>
-              </w:rPr>
-            </w:pPr>
-            <w:r>
-              <w:rPr>
-                <w:rFonts w:ascii="Times New Roman" w:hAnsi="Times New Roman" w:cs="Times New Roman"/>
-                <w:color w:val="000000"/>
-                <w:szCs w:val="24"/>
-              </w:rPr>
-              <w:t>5.12</w:t>
+              <w:t>45</w:t>
             </w:r>
           </w:p>
           <w:p>
@@ -14726,7 +14641,7 @@
                 <w:color w:val="000000"/>
                 <w:szCs w:val="24"/>
               </w:rPr>
-              <w:t>2.01</w:t>
+              <w:t>-</w:t>
             </w:r>
           </w:p>
         </w:tc>
@@ -14771,8 +14686,70 @@
                 <w:color w:val="000000"/>
                 <w:szCs w:val="24"/>
               </w:rPr>
+              <w:t>-</w:t>
+            </w:r>
+          </w:p>
+          <w:p>
+            <w:pPr>
+              <w:jc w:val="center"/>
+              <w:rPr>
+                <w:rFonts w:ascii="Times New Roman" w:hAnsi="Times New Roman" w:cs="Times New Roman"/>
+                <w:color w:val="000000"/>
+                <w:szCs w:val="24"/>
+              </w:rPr>
+            </w:pPr>
+            <w:r>
+              <w:rPr>
+                <w:rFonts w:ascii="Times New Roman" w:hAnsi="Times New Roman" w:cs="Times New Roman"/>
+                <w:color w:val="000000"/>
+                <w:szCs w:val="24"/>
+              </w:rPr>
               <w:t>1</w:t>
             </w:r>
+            <w:r>
+              <w:rPr>
+                <w:rFonts w:ascii="Times New Roman" w:hAnsi="Times New Roman" w:cs="Times New Roman"/>
+                <w:color w:val="000000"/>
+                <w:szCs w:val="24"/>
+              </w:rPr>
+              <w:t>*</w:t>
+            </w:r>
+          </w:p>
+          <w:p>
+            <w:pPr>
+              <w:jc w:val="center"/>
+              <w:rPr>
+                <w:rFonts w:ascii="Times New Roman" w:hAnsi="Times New Roman" w:cs="Times New Roman"/>
+                <w:color w:val="000000"/>
+                <w:szCs w:val="24"/>
+              </w:rPr>
+            </w:pPr>
+            <w:r>
+              <w:rPr>
+                <w:rFonts w:ascii="Times New Roman" w:hAnsi="Times New Roman" w:cs="Times New Roman"/>
+                <w:color w:val="000000"/>
+                <w:szCs w:val="24"/>
+              </w:rPr>
+              <w:t>1</w:t>
+            </w:r>
+          </w:p>
+          <w:p>
+            <w:pPr>
+              <w:jc w:val="center"/>
+              <w:rPr>
+                <w:rFonts w:ascii="Times New Roman" w:hAnsi="Times New Roman" w:cs="Times New Roman"/>
+                <w:color w:val="000000"/>
+                <w:szCs w:val="24"/>
+              </w:rPr>
+            </w:pPr>
+            <w:r>
+              <w:rPr>
+                <w:rFonts w:ascii="Times New Roman" w:hAnsi="Times New Roman" w:cs="Times New Roman"/>
+                <w:color w:val="000000"/>
+                <w:szCs w:val="24"/>
+              </w:rPr>
+              <w:t>1</w:t>
+            </w:r>
           </w:p>
           <w:p>
             <w:pPr>
@@ -14809,14 +14786,6 @@
               </w:rPr>
               <w:t>1</w:t>
             </w:r>
-            <w:r>
-              <w:rPr>
-                <w:rFonts w:ascii="Times New Roman" w:hAnsi="Times New Roman" w:cs="Times New Roman"/>
-                <w:color w:val="000000"/>
-                <w:szCs w:val="24"/>
-              </w:rPr>
-              <w:t>*</w:t>
-            </w:r>
           </w:p>
           <w:p>
             <w:pPr>
@@ -14841,87 +14810,15 @@
               <w:jc w:val="center"/>
               <w:rPr>
                 <w:rFonts w:ascii="Times New Roman" w:hAnsi="Times New Roman" w:cs="Times New Roman"/>
-                <w:color w:val="000000"/>
-                <w:szCs w:val="24"/>
-              </w:rPr>
-            </w:pPr>
-            <w:r>
-              <w:rPr>
-                <w:rFonts w:ascii="Times New Roman" w:hAnsi="Times New Roman" w:cs="Times New Roman"/>
-                <w:color w:val="000000"/>
-                <w:szCs w:val="24"/>
-              </w:rPr>
-              <w:t>1</w:t>
-            </w:r>
-          </w:p>
-          <w:p>
-            <w:pPr>
-              <w:jc w:val="center"/>
-              <w:rPr>
-                <w:rFonts w:ascii="Times New Roman" w:hAnsi="Times New Roman" w:cs="Times New Roman"/>
-                <w:color w:val="000000"/>
-                <w:szCs w:val="24"/>
-              </w:rPr>
-            </w:pPr>
-            <w:r>
-              <w:rPr>
-                <w:rFonts w:ascii="Times New Roman" w:hAnsi="Times New Roman" w:cs="Times New Roman"/>
-                <w:color w:val="000000"/>
+                <w:szCs w:val="24"/>
+              </w:rPr>
+            </w:pPr>
+            <w:r>
+              <w:rPr>
+                <w:rFonts w:ascii="Times New Roman" w:hAnsi="Times New Roman" w:cs="Times New Roman"/>
                 <w:szCs w:val="24"/>
               </w:rPr>
               <w:t>-</w:t>
-            </w:r>
-          </w:p>
-          <w:p>
-            <w:pPr>
-              <w:jc w:val="center"/>
-              <w:rPr>
-                <w:rFonts w:ascii="Times New Roman" w:hAnsi="Times New Roman" w:cs="Times New Roman"/>
-                <w:color w:val="000000"/>
-                <w:szCs w:val="24"/>
-              </w:rPr>
-            </w:pPr>
-            <w:r>
-              <w:rPr>
-                <w:rFonts w:ascii="Times New Roman" w:hAnsi="Times New Roman" w:cs="Times New Roman"/>
-                <w:color w:val="000000"/>
-                <w:szCs w:val="24"/>
-              </w:rPr>
-              <w:t>1</w:t>
-            </w:r>
-          </w:p>
-          <w:p>
-            <w:pPr>
-              <w:jc w:val="center"/>
-              <w:rPr>
-                <w:rFonts w:ascii="Times New Roman" w:hAnsi="Times New Roman" w:cs="Times New Roman"/>
-                <w:color w:val="000000"/>
-                <w:szCs w:val="24"/>
-              </w:rPr>
-            </w:pPr>
-            <w:r>
-              <w:rPr>
-                <w:rFonts w:ascii="Times New Roman" w:hAnsi="Times New Roman" w:cs="Times New Roman"/>
-                <w:color w:val="000000"/>
-                <w:szCs w:val="24"/>
-              </w:rPr>
-              <w:t>1</w:t>
-            </w:r>
-          </w:p>
-          <w:p>
-            <w:pPr>
-              <w:jc w:val="center"/>
-              <w:rPr>
-                <w:rFonts w:ascii="Times New Roman" w:hAnsi="Times New Roman" w:cs="Times New Roman"/>
-                <w:szCs w:val="24"/>
-              </w:rPr>
-            </w:pPr>
-            <w:r>
-              <w:rPr>
-                <w:rFonts w:ascii="Times New Roman" w:hAnsi="Times New Roman" w:cs="Times New Roman"/>
-                <w:szCs w:val="24"/>
-              </w:rPr>
-              <w:t>1</w:t>
             </w:r>
           </w:p>
         </w:tc>
@@ -14938,6 +14835,82 @@
               <w:jc w:val="center"/>
               <w:rPr>
                 <w:rFonts w:ascii="Times New Roman" w:hAnsi="Times New Roman" w:cs="Times New Roman"/>
+                <w:b/>
+                <w:bCs/>
+                <w:color w:val="000000"/>
+                <w:szCs w:val="24"/>
+              </w:rPr>
+            </w:pPr>
+            <w:r>
+              <w:rPr>
+                <w:rFonts w:ascii="Times New Roman" w:hAnsi="Times New Roman" w:cs="Times New Roman"/>
+                <w:b/>
+                <w:bCs/>
+                <w:color w:val="000000"/>
+                <w:szCs w:val="24"/>
+              </w:rPr>
+              <w:t>0.0</w:t>
+            </w:r>
+            <w:r>
+              <w:rPr>
+                <w:rFonts w:ascii="Times New Roman" w:hAnsi="Times New Roman" w:cs="Times New Roman"/>
+                <w:b/>
+                <w:bCs/>
+                <w:color w:val="000000"/>
+                <w:szCs w:val="24"/>
+              </w:rPr>
+              <w:t>11</w:t>
+            </w:r>
+          </w:p>
+          <w:p>
+            <w:pPr>
+              <w:jc w:val="center"/>
+              <w:rPr>
+                <w:rFonts w:ascii="Times New Roman" w:hAnsi="Times New Roman" w:cs="Times New Roman"/>
+                <w:color w:val="000000"/>
+                <w:szCs w:val="24"/>
+              </w:rPr>
+            </w:pPr>
+            <w:r>
+              <w:rPr>
+                <w:rFonts w:ascii="Times New Roman" w:hAnsi="Times New Roman" w:cs="Times New Roman"/>
+                <w:color w:val="000000"/>
+                <w:szCs w:val="24"/>
+              </w:rPr>
+              <w:t>-</w:t>
+            </w:r>
+          </w:p>
+          <w:p>
+            <w:pPr>
+              <w:jc w:val="center"/>
+              <w:rPr>
+                <w:rFonts w:ascii="Times New Roman" w:hAnsi="Times New Roman" w:cs="Times New Roman"/>
+                <w:color w:val="000000"/>
+                <w:szCs w:val="24"/>
+              </w:rPr>
+            </w:pPr>
+            <w:r>
+              <w:rPr>
+                <w:rFonts w:ascii="Times New Roman" w:hAnsi="Times New Roman" w:cs="Times New Roman"/>
+                <w:color w:val="000000"/>
+                <w:szCs w:val="24"/>
+              </w:rPr>
+              <w:t>0.441</w:t>
+            </w:r>
+            <w:r>
+              <w:rPr>
+                <w:rFonts w:ascii="Times New Roman" w:hAnsi="Times New Roman" w:cs="Times New Roman"/>
+                <w:color w:val="000000"/>
+                <w:szCs w:val="24"/>
+              </w:rPr>
+              <w:t>*</w:t>
+            </w:r>
+          </w:p>
+          <w:p>
+            <w:pPr>
+              <w:jc w:val="center"/>
+              <w:rPr>
+                <w:rFonts w:ascii="Times New Roman" w:hAnsi="Times New Roman" w:cs="Times New Roman"/>
                 <w:color w:val="000000"/>
                 <w:szCs w:val="24"/>
               </w:rPr>
@@ -14956,45 +14929,29 @@
                 <w:color w:val="000000"/>
                 <w:szCs w:val="24"/>
               </w:rPr>
-              <w:t>1</w:t>
-            </w:r>
-            <w:r>
-              <w:rPr>
-                <w:rFonts w:ascii="Times New Roman" w:hAnsi="Times New Roman" w:cs="Times New Roman"/>
-                <w:color w:val="000000"/>
-                <w:szCs w:val="24"/>
-              </w:rPr>
-              <w:t>7</w:t>
-            </w:r>
-            <w:r>
-              <w:rPr>
-                <w:rFonts w:ascii="Times New Roman" w:hAnsi="Times New Roman" w:cs="Times New Roman"/>
-                <w:color w:val="000000"/>
-                <w:szCs w:val="24"/>
-              </w:rPr>
-              <w:t>9</w:t>
-            </w:r>
-          </w:p>
-          <w:p>
-            <w:pPr>
-              <w:jc w:val="center"/>
-              <w:rPr>
-                <w:rFonts w:ascii="Times New Roman" w:hAnsi="Times New Roman" w:cs="Times New Roman"/>
-                <w:b/>
-                <w:bCs/>
-                <w:color w:val="000000"/>
-                <w:szCs w:val="24"/>
-              </w:rPr>
-            </w:pPr>
-            <w:r>
-              <w:rPr>
-                <w:rFonts w:ascii="Times New Roman" w:hAnsi="Times New Roman" w:cs="Times New Roman"/>
-                <w:b/>
-                <w:bCs/>
-                <w:color w:val="000000"/>
-                <w:szCs w:val="24"/>
-              </w:rPr>
-              <w:t>0.024</w:t>
+              <w:t>143</w:t>
+            </w:r>
+          </w:p>
+          <w:p>
+            <w:pPr>
+              <w:jc w:val="center"/>
+              <w:rPr>
+                <w:rFonts w:ascii="Times New Roman" w:hAnsi="Times New Roman" w:cs="Times New Roman"/>
+                <w:b/>
+                <w:bCs/>
+                <w:color w:val="000000"/>
+                <w:szCs w:val="24"/>
+              </w:rPr>
+            </w:pPr>
+            <w:r>
+              <w:rPr>
+                <w:rFonts w:ascii="Times New Roman" w:hAnsi="Times New Roman" w:cs="Times New Roman"/>
+                <w:b/>
+                <w:bCs/>
+                <w:color w:val="000000"/>
+                <w:szCs w:val="24"/>
+              </w:rPr>
+              <w:t>0.039</w:t>
             </w:r>
           </w:p>
           <w:p>
@@ -15030,150 +14987,62 @@
                 <w:color w:val="000000"/>
                 <w:szCs w:val="24"/>
               </w:rPr>
-              <w:t>0.441</w:t>
-            </w:r>
-            <w:r>
-              <w:rPr>
-                <w:rFonts w:ascii="Times New Roman" w:hAnsi="Times New Roman" w:cs="Times New Roman"/>
-                <w:color w:val="000000"/>
-                <w:szCs w:val="24"/>
-              </w:rPr>
-              <w:t>*</w:t>
-            </w:r>
-          </w:p>
-          <w:p>
-            <w:pPr>
-              <w:jc w:val="center"/>
-              <w:rPr>
-                <w:rFonts w:ascii="Times New Roman" w:hAnsi="Times New Roman" w:cs="Times New Roman"/>
-                <w:color w:val="000000"/>
-                <w:szCs w:val="24"/>
-              </w:rPr>
-            </w:pPr>
-            <w:r>
-              <w:rPr>
-                <w:rFonts w:ascii="Times New Roman" w:hAnsi="Times New Roman" w:cs="Times New Roman"/>
-                <w:color w:val="000000"/>
-                <w:szCs w:val="24"/>
-              </w:rPr>
-              <w:t>0.</w:t>
-            </w:r>
-            <w:r>
-              <w:rPr>
-                <w:rFonts w:ascii="Times New Roman" w:hAnsi="Times New Roman" w:cs="Times New Roman"/>
-                <w:color w:val="000000"/>
-                <w:szCs w:val="24"/>
-              </w:rPr>
-              <w:t>143</w:t>
-            </w:r>
-          </w:p>
-          <w:p>
-            <w:pPr>
-              <w:jc w:val="center"/>
-              <w:rPr>
-                <w:rFonts w:ascii="Times New Roman" w:hAnsi="Times New Roman" w:cs="Times New Roman"/>
-                <w:b/>
-                <w:bCs/>
-                <w:color w:val="000000"/>
-                <w:szCs w:val="24"/>
-              </w:rPr>
-            </w:pPr>
-            <w:r>
-              <w:rPr>
-                <w:rFonts w:ascii="Times New Roman" w:hAnsi="Times New Roman" w:cs="Times New Roman"/>
-                <w:b/>
-                <w:bCs/>
-                <w:color w:val="000000"/>
-                <w:szCs w:val="24"/>
-              </w:rPr>
-              <w:t>0.039</w:t>
-            </w:r>
-          </w:p>
-          <w:p>
-            <w:pPr>
-              <w:jc w:val="center"/>
-              <w:rPr>
-                <w:rFonts w:ascii="Times New Roman" w:hAnsi="Times New Roman" w:cs="Times New Roman"/>
-                <w:color w:val="000000"/>
-                <w:szCs w:val="24"/>
-              </w:rPr>
-            </w:pPr>
-            <w:r>
-              <w:rPr>
-                <w:rFonts w:ascii="Times New Roman" w:hAnsi="Times New Roman" w:cs="Times New Roman"/>
-                <w:color w:val="000000"/>
+              <w:t xml:space="preserve"> </w:t>
+            </w:r>
+            <w:r>
+              <w:rPr>
+                <w:rFonts w:ascii="Times New Roman" w:hAnsi="Times New Roman" w:cs="Times New Roman"/>
+                <w:color w:val="000000"/>
+                <w:szCs w:val="24"/>
+              </w:rPr>
+              <w:t>0.131</w:t>
+            </w:r>
+          </w:p>
+          <w:p>
+            <w:pPr>
+              <w:jc w:val="center"/>
+              <w:rPr>
+                <w:rFonts w:ascii="Times New Roman" w:hAnsi="Times New Roman" w:cs="Times New Roman"/>
+                <w:b/>
+                <w:bCs/>
+                <w:color w:val="000000"/>
+                <w:szCs w:val="24"/>
+              </w:rPr>
+            </w:pPr>
+            <w:r>
+              <w:rPr>
+                <w:rFonts w:ascii="Times New Roman" w:hAnsi="Times New Roman" w:cs="Times New Roman"/>
+                <w:b/>
+                <w:bCs/>
+                <w:color w:val="000000"/>
+                <w:szCs w:val="24"/>
+              </w:rPr>
+              <w:t>0.036</w:t>
+            </w:r>
+          </w:p>
+          <w:p>
+            <w:pPr>
+              <w:jc w:val="center"/>
+              <w:rPr>
+                <w:rFonts w:ascii="Times New Roman" w:hAnsi="Times New Roman" w:cs="Times New Roman"/>
+                <w:b/>
+                <w:bCs/>
+                <w:szCs w:val="24"/>
+              </w:rPr>
+            </w:pPr>
+            <w:r>
+              <w:rPr>
+                <w:rFonts w:ascii="Times New Roman" w:hAnsi="Times New Roman" w:cs="Times New Roman"/>
+                <w:szCs w:val="24"/>
+              </w:rPr>
+              <w:t xml:space="preserve"> </w:t>
+            </w:r>
+            <w:r>
+              <w:rPr>
+                <w:rFonts w:ascii="Times New Roman" w:hAnsi="Times New Roman" w:cs="Times New Roman"/>
                 <w:szCs w:val="24"/>
               </w:rPr>
               <w:t>-</w:t>
-            </w:r>
-          </w:p>
-          <w:p>
-            <w:pPr>
-              <w:jc w:val="center"/>
-              <w:rPr>
-                <w:rFonts w:ascii="Times New Roman" w:hAnsi="Times New Roman" w:cs="Times New Roman"/>
-                <w:color w:val="000000"/>
-                <w:szCs w:val="24"/>
-              </w:rPr>
-            </w:pPr>
-            <w:r>
-              <w:rPr>
-                <w:rFonts w:ascii="Times New Roman" w:hAnsi="Times New Roman" w:cs="Times New Roman"/>
-                <w:color w:val="000000"/>
-                <w:szCs w:val="24"/>
-              </w:rPr>
-              <w:t xml:space="preserve"> </w:t>
-            </w:r>
-            <w:r>
-              <w:rPr>
-                <w:rFonts w:ascii="Times New Roman" w:hAnsi="Times New Roman" w:cs="Times New Roman"/>
-                <w:color w:val="000000"/>
-                <w:szCs w:val="24"/>
-              </w:rPr>
-              <w:t>0.131</w:t>
-            </w:r>
-          </w:p>
-          <w:p>
-            <w:pPr>
-              <w:jc w:val="center"/>
-              <w:rPr>
-                <w:rFonts w:ascii="Times New Roman" w:hAnsi="Times New Roman" w:cs="Times New Roman"/>
-                <w:color w:val="000000"/>
-                <w:szCs w:val="24"/>
-              </w:rPr>
-            </w:pPr>
-            <w:r>
-              <w:rPr>
-                <w:rFonts w:ascii="Times New Roman" w:hAnsi="Times New Roman" w:cs="Times New Roman"/>
-                <w:color w:val="000000"/>
-                <w:szCs w:val="24"/>
-              </w:rPr>
-              <w:t>0.036</w:t>
-            </w:r>
-          </w:p>
-          <w:p>
-            <w:pPr>
-              <w:jc w:val="center"/>
-              <w:rPr>
-                <w:rFonts w:ascii="Times New Roman" w:hAnsi="Times New Roman" w:cs="Times New Roman"/>
-                <w:b/>
-                <w:bCs/>
-                <w:szCs w:val="24"/>
-              </w:rPr>
-            </w:pPr>
-            <w:r>
-              <w:rPr>
-                <w:rFonts w:ascii="Times New Roman" w:hAnsi="Times New Roman" w:cs="Times New Roman"/>
-                <w:szCs w:val="24"/>
-              </w:rPr>
-              <w:t xml:space="preserve"> </w:t>
-            </w:r>
-            <w:r>
-              <w:rPr>
-                <w:rFonts w:ascii="Times New Roman" w:hAnsi="Times New Roman" w:cs="Times New Roman"/>
-                <w:szCs w:val="24"/>
-              </w:rPr>
-              <w:t>0.157</w:t>
             </w:r>
           </w:p>
         </w:tc>
@@ -15328,7 +15197,6 @@
           <w:sz w:val="24"/>
           <w:szCs w:val="24"/>
         </w:rPr>
-        <w:lastRenderedPageBreak/>
         <w:t xml:space="preserve">Table </w:t>
       </w:r>
       <w:r>
@@ -15413,7 +15281,16 @@
           <w:sz w:val="24"/>
           <w:szCs w:val="24"/>
         </w:rPr>
-        <w:t xml:space="preserve">. Landscape variables included percentage of the landscape that was greenspace (PLAND), greenspace largest patch index (LPI), and greenspace isolation (ENN, Euclidean Nearest Neighbor Distance). </w:t>
+        <w:t xml:space="preserve">. Landscape variables included percentage of </w:t>
+      </w:r>
+      <w:r>
+        <w:rPr>
+          <w:rFonts w:ascii="Times New Roman" w:hAnsi="Times New Roman" w:cs="Times New Roman"/>
+          <w:sz w:val="24"/>
+          <w:szCs w:val="24"/>
+        </w:rPr>
+        <w:lastRenderedPageBreak/>
+        <w:t xml:space="preserve">the landscape that was greenspace (PLAND), greenspace largest patch index (LPI), and greenspace isolation (ENN, Euclidean Nearest Neighbor Distance). </w:t>
       </w:r>
     </w:p>
     <w:tbl>
@@ -17587,16 +17464,7 @@
           <w:sz w:val="24"/>
           <w:szCs w:val="24"/>
         </w:rPr>
-        <w:t xml:space="preserve"> intercept) model. Fixed effects included represent the best fit model </w:t>
-      </w:r>
-      <w:r>
-        <w:rPr>
-          <w:rFonts w:ascii="Times New Roman" w:hAnsi="Times New Roman" w:cs="Times New Roman"/>
-          <w:sz w:val="24"/>
-          <w:szCs w:val="24"/>
-        </w:rPr>
-        <w:lastRenderedPageBreak/>
-        <w:t xml:space="preserve">after backward model selection. Local habitat management treatments (TRT) were </w:t>
+        <w:t xml:space="preserve"> intercept) model. Fixed effects included represent the best fit model after backward model selection. Local habitat management treatments (TRT) were </w:t>
       </w:r>
       <w:r>
         <w:rPr>
@@ -17684,6 +17552,7 @@
                 <w:iCs/>
                 <w:szCs w:val="24"/>
               </w:rPr>
+              <w:lastRenderedPageBreak/>
               <w:t>Trait</w:t>
             </w:r>
           </w:p>
@@ -18289,8 +18158,6 @@
                 <w:szCs w:val="24"/>
               </w:rPr>
             </w:pPr>
-            <w:commentRangeStart w:id="2"/>
-            <w:commentRangeStart w:id="3"/>
             <w:r>
               <w:rPr>
                 <w:rFonts w:ascii="Times New Roman" w:hAnsi="Times New Roman" w:cs="Times New Roman"/>
@@ -18298,20 +18165,6 @@
                 <w:szCs w:val="24"/>
               </w:rPr>
               <w:t>Eusocial</w:t>
-            </w:r>
-            <w:commentRangeEnd w:id="2"/>
-            <w:r>
-              <w:rPr>
-                <w:rStyle w:val="CommentReference"/>
-              </w:rPr>
-              <w:commentReference w:id="2"/>
-            </w:r>
-            <w:commentRangeEnd w:id="3"/>
-            <w:r>
-              <w:rPr>
-                <w:rStyle w:val="CommentReference"/>
-              </w:rPr>
-              <w:commentReference w:id="3"/>
             </w:r>
           </w:p>
           <w:p>
@@ -18398,8 +18251,8 @@
                 <w:szCs w:val="24"/>
               </w:rPr>
             </w:pPr>
-            <w:commentRangeStart w:id="4"/>
-            <w:commentRangeStart w:id="5"/>
+            <w:commentRangeStart w:id="2"/>
+            <w:commentRangeStart w:id="3"/>
             <w:r>
               <w:rPr>
                 <w:rFonts w:ascii="Times New Roman" w:hAnsi="Times New Roman" w:cs="Times New Roman"/>
@@ -18407,19 +18260,19 @@
               </w:rPr>
               <w:t>Intercept</w:t>
             </w:r>
-            <w:commentRangeEnd w:id="4"/>
+            <w:commentRangeEnd w:id="2"/>
             <w:r>
               <w:rPr>
                 <w:rStyle w:val="CommentReference"/>
               </w:rPr>
-              <w:commentReference w:id="4"/>
-            </w:r>
-            <w:commentRangeEnd w:id="5"/>
+              <w:commentReference w:id="2"/>
+            </w:r>
+            <w:commentRangeEnd w:id="3"/>
             <w:r>
               <w:rPr>
                 <w:rStyle w:val="CommentReference"/>
               </w:rPr>
-              <w:commentReference w:id="5"/>
+              <w:commentReference w:id="3"/>
             </w:r>
           </w:p>
           <w:p>
@@ -19949,16 +19802,7 @@
           <w:sz w:val="24"/>
           <w:szCs w:val="24"/>
         </w:rPr>
-        <w:t xml:space="preserve"> intercept) model. Fixed effects included represent the best fit model </w:t>
-      </w:r>
-      <w:r>
-        <w:rPr>
-          <w:rFonts w:ascii="Times New Roman" w:hAnsi="Times New Roman" w:cs="Times New Roman"/>
-          <w:sz w:val="24"/>
-          <w:szCs w:val="24"/>
-        </w:rPr>
-        <w:lastRenderedPageBreak/>
-        <w:t>after backward model selection. Local habitat management treatments (TRT) were vacant lots</w:t>
+        <w:t xml:space="preserve"> intercept) model. Fixed effects included represent the best fit model after backward model selection. Local habitat management treatments (TRT) were vacant lots</w:t>
       </w:r>
       <w:r>
         <w:rPr>
@@ -20002,7 +19846,18 @@
           <w:sz w:val="24"/>
           <w:szCs w:val="24"/>
         </w:rPr>
-        <w:t xml:space="preserve">Note: In cases of violations of normality and homogeneity for this comparison, we </w:t>
+        <w:t xml:space="preserve">Note: In cases of </w:t>
+      </w:r>
+      <w:r>
+        <w:rPr>
+          <w:rFonts w:ascii="Times New Roman" w:hAnsi="Times New Roman" w:cs="Times New Roman"/>
+          <w:i/>
+          <w:iCs/>
+          <w:sz w:val="24"/>
+          <w:szCs w:val="24"/>
+        </w:rPr>
+        <w:lastRenderedPageBreak/>
+        <w:t xml:space="preserve">violations of normality and homogeneity for this comparison, we </w:t>
       </w:r>
       <w:r>
         <w:rPr>
@@ -20728,7 +20583,7 @@
               </w:rPr>
               <w:t>Non-</w:t>
             </w:r>
-            <w:commentRangeStart w:id="6"/>
+            <w:commentRangeStart w:id="4"/>
             <w:r>
               <w:rPr>
                 <w:rFonts w:ascii="Times New Roman" w:hAnsi="Times New Roman" w:cs="Times New Roman"/>
@@ -20737,12 +20592,12 @@
               </w:rPr>
               <w:t>native</w:t>
             </w:r>
-            <w:commentRangeEnd w:id="6"/>
+            <w:commentRangeEnd w:id="4"/>
             <w:r>
               <w:rPr>
                 <w:rStyle w:val="CommentReference"/>
               </w:rPr>
-              <w:commentReference w:id="6"/>
+              <w:commentReference w:id="4"/>
             </w:r>
           </w:p>
         </w:tc>
@@ -22160,7 +22015,6 @@
                 <w:iCs/>
                 <w:szCs w:val="24"/>
               </w:rPr>
-              <w:lastRenderedPageBreak/>
               <w:t>Trait</w:t>
             </w:r>
           </w:p>
@@ -22739,6 +22593,7 @@
                 <w:rFonts w:ascii="Times New Roman" w:hAnsi="Times New Roman" w:cs="Times New Roman"/>
                 <w:szCs w:val="24"/>
               </w:rPr>
+              <w:lastRenderedPageBreak/>
               <w:t xml:space="preserve">Note. Alpha level for significant </w:t>
             </w:r>
             <w:r>
@@ -22851,39 +22706,7 @@
       </w:r>
     </w:p>
   </w:comment>
-  <w:comment w:id="2" w:author="Shepard, Caralee A." w:date="2022-10-11T08:23:00Z" w:initials="SCA">
-    <w:p>
-      <w:pPr>
-        <w:pStyle w:val="CommentText"/>
-      </w:pPr>
-      <w:r>
-        <w:rPr>
-          <w:rStyle w:val="CommentReference"/>
-        </w:rPr>
-        <w:annotationRef/>
-      </w:r>
-      <w:r>
-        <w:t>Null step aic disagree</w:t>
-      </w:r>
-    </w:p>
-  </w:comment>
-  <w:comment w:id="3" w:author="Shepard, Caralee A." w:date="2022-12-28T13:53:00Z" w:initials="SCA">
-    <w:p>
-      <w:pPr>
-        <w:pStyle w:val="CommentText"/>
-      </w:pPr>
-      <w:r>
-        <w:rPr>
-          <w:rStyle w:val="CommentReference"/>
-        </w:rPr>
-        <w:annotationRef/>
-      </w:r>
-      <w:r>
-        <w:t>12.28.22 Update: AIC and step still disagree, and quantile deviations detected in residuals. Could explain the difference between the two. Going to make intercept for now</w:t>
-      </w:r>
-    </w:p>
-  </w:comment>
-  <w:comment w:id="4" w:author="Shepard, Caralee A." w:date="2022-10-03T10:20:00Z" w:initials="SCA">
+  <w:comment w:id="2" w:author="Shepard, Caralee A." w:date="2022-10-03T10:20:00Z" w:initials="SCA">
     <w:p>
       <w:pPr>
         <w:pStyle w:val="CommentText"/>
@@ -22899,7 +22722,7 @@
       </w:r>
     </w:p>
   </w:comment>
-  <w:comment w:id="5" w:author="Shepard, Caralee A." w:date="2022-12-27T12:03:00Z" w:initials="SCA">
+  <w:comment w:id="3" w:author="Shepard, Caralee A." w:date="2022-12-27T12:03:00Z" w:initials="SCA">
     <w:p>
       <w:pPr>
         <w:pStyle w:val="CommentText"/>
@@ -22915,7 +22738,7 @@
       </w:r>
     </w:p>
   </w:comment>
-  <w:comment w:id="6" w:author="Shepard, Caralee A." w:date="2023-01-09T13:10:00Z" w:initials="SCA">
+  <w:comment w:id="4" w:author="Shepard, Caralee A." w:date="2023-01-09T13:10:00Z" w:initials="SCA">
     <w:p>
       <w:pPr>
         <w:pStyle w:val="CommentText"/>
@@ -22937,8 +22760,6 @@
 <file path=word/commentsExtended.xml><?xml version="1.0" encoding="utf-8"?>
 <w15:commentsEx xmlns:wpc="http://schemas.microsoft.com/office/word/2010/wordprocessingCanvas" xmlns:cx="http://schemas.microsoft.com/office/drawing/2014/chartex" xmlns:cx1="http://schemas.microsoft.com/office/drawing/2015/9/8/chartex" xmlns:cx2="http://schemas.microsoft.com/office/drawing/2015/10/21/chartex" xmlns:cx3="http://schemas.microsoft.com/office/drawing/2016/5/9/chartex" xmlns:cx4="http://schemas.microsoft.com/office/drawing/2016/5/10/chartex" xmlns:cx5="http://schemas.microsoft.com/office/drawing/2016/5/11/chartex" xmlns:cx6="http://schemas.microsoft.com/office/drawing/2016/5/12/chartex" xmlns:cx7="http://schemas.microsoft.com/office/drawing/2016/5/13/chartex" xmlns:cx8="http://schemas.microsoft.com/office/drawing/2016/5/14/chartex" xmlns:mc="http://schemas.openxmlformats.org/markup-compatibility/2006" xmlns:aink="http://schemas.microsoft.com/office/drawing/2016/ink" xmlns:am3d="http://schemas.microsoft.com/office/drawing/2017/model3d" xmlns:o="urn:schemas-microsoft-com:office:office" xmlns:oel="http://schemas.microsoft.com/office/2019/extlst" xmlns:r="http://schemas.openxmlformats.org/officeDocument/2006/relationships" xmlns:m="http://schemas.openxmlformats.org/officeDocument/2006/math" xmlns:v="urn:schemas-microsoft-com:vml" xmlns:wp14="http://schemas.microsoft.com/office/word/2010/wordprocessingDrawing" xmlns:wp="http://schemas.openxmlformats.org/drawingml/2006/wordprocessingDrawing" xmlns:w10="urn:schemas-microsoft-com:office:word" xmlns:w="http://schemas.openxmlformats.org/wordprocessingml/2006/main" xmlns:w14="http://schemas.microsoft.com/office/word/2010/wordml" xmlns:w15="http://schemas.microsoft.com/office/word/2012/wordml" xmlns:w16cex="http://schemas.microsoft.com/office/word/2018/wordml/cex" xmlns:w16cid="http://schemas.microsoft.com/office/word/2016/wordml/cid" xmlns:w16="http://schemas.microsoft.com/office/word/2018/wordml" xmlns:w16sdtdh="http://schemas.microsoft.com/office/word/2020/wordml/sdtdatahash" xmlns:w16se="http://schemas.microsoft.com/office/word/2015/wordml/symex" xmlns:wpg="http://schemas.microsoft.com/office/word/2010/wordprocessingGroup" xmlns:wpi="http://schemas.microsoft.com/office/word/2010/wordprocessingInk" xmlns:wne="http://schemas.microsoft.com/office/word/2006/wordml" xmlns:wps="http://schemas.microsoft.com/office/word/2010/wordprocessingShape" mc:Ignorable="w14 w15 w16se w16cid w16 w16cex w16sdtdh wp14">
   <w15:commentEx w15:paraId="68C98086" w15:done="0"/>
-  <w15:commentEx w15:paraId="27945EAE" w15:done="0"/>
-  <w15:commentEx w15:paraId="548B8785" w15:paraIdParent="27945EAE" w15:done="0"/>
   <w15:commentEx w15:paraId="098036D9" w15:done="0"/>
   <w15:commentEx w15:paraId="7C2311C3" w15:paraIdParent="098036D9" w15:done="0"/>
   <w15:commentEx w15:paraId="01A3BF3A" w15:done="0"/>
@@ -22948,8 +22769,6 @@
 <file path=word/commentsExtensible.xml><?xml version="1.0" encoding="utf-8"?>
 <w16cex:commentsExtensible xmlns:wpc="http://schemas.microsoft.com/office/word/2010/wordprocessingCanvas" xmlns:cx="http://schemas.microsoft.com/office/drawing/2014/chartex" xmlns:cx1="http://schemas.microsoft.com/office/drawing/2015/9/8/chartex" xmlns:cx2="http://schemas.microsoft.com/office/drawing/2015/10/21/chartex" xmlns:cx3="http://schemas.microsoft.com/office/drawing/2016/5/9/chartex" xmlns:cx4="http://schemas.microsoft.com/office/drawing/2016/5/10/chartex" xmlns:cx5="http://schemas.microsoft.com/office/drawing/2016/5/11/chartex" xmlns:cx6="http://schemas.microsoft.com/office/drawing/2016/5/12/chartex" xmlns:cx7="http://schemas.microsoft.com/office/drawing/2016/5/13/chartex" xmlns:cx8="http://schemas.microsoft.com/office/drawing/2016/5/14/chartex" xmlns:mc="http://schemas.openxmlformats.org/markup-compatibility/2006" xmlns:aink="http://schemas.microsoft.com/office/drawing/2016/ink" xmlns:am3d="http://schemas.microsoft.com/office/drawing/2017/model3d" xmlns:o="urn:schemas-microsoft-com:office:office" xmlns:oel="http://schemas.microsoft.com/office/2019/extlst" xmlns:r="http://schemas.openxmlformats.org/officeDocument/2006/relationships" xmlns:m="http://schemas.openxmlformats.org/officeDocument/2006/math" xmlns:v="urn:schemas-microsoft-com:vml" xmlns:wp14="http://schemas.microsoft.com/office/word/2010/wordprocessingDrawing" xmlns:wp="http://schemas.openxmlformats.org/drawingml/2006/wordprocessingDrawing" xmlns:w10="urn:schemas-microsoft-com:office:word" xmlns:w="http://schemas.openxmlformats.org/wordprocessingml/2006/main" xmlns:w14="http://schemas.microsoft.com/office/word/2010/wordml" xmlns:w15="http://schemas.microsoft.com/office/word/2012/wordml" xmlns:w16cex="http://schemas.microsoft.com/office/word/2018/wordml/cex" xmlns:w16cid="http://schemas.microsoft.com/office/word/2016/wordml/cid" xmlns:w16="http://schemas.microsoft.com/office/word/2018/wordml" xmlns:w16sdtdh="http://schemas.microsoft.com/office/word/2020/wordml/sdtdatahash" xmlns:w16se="http://schemas.microsoft.com/office/word/2015/wordml/symex" xmlns:wpg="http://schemas.microsoft.com/office/word/2010/wordprocessingGroup" xmlns:wpi="http://schemas.microsoft.com/office/word/2010/wordprocessingInk" xmlns:wne="http://schemas.microsoft.com/office/word/2006/wordml" xmlns:wps="http://schemas.microsoft.com/office/word/2010/wordprocessingShape" mc:Ignorable="w14 w15 w16se w16cid w16 w16cex w16sdtdh wp14">
   <w16cex:commentExtensible w16cex:durableId="2767B92E" w16cex:dateUtc="2023-01-10T15:15:00Z"/>
-  <w16cex:commentExtensible w16cex:durableId="26EFA684" w16cex:dateUtc="2022-10-11T12:23:00Z"/>
-  <w16cex:commentExtensible w16cex:durableId="2756C8C5" w16cex:dateUtc="2022-12-28T18:53:00Z"/>
   <w16cex:commentExtensible w16cex:durableId="26E535DF" w16cex:dateUtc="2022-10-03T14:20:00Z"/>
   <w16cex:commentExtensible w16cex:durableId="27555D94" w16cex:dateUtc="2022-12-27T17:03:00Z"/>
   <w16cex:commentExtensible w16cex:durableId="276690CE" w16cex:dateUtc="2023-01-09T18:10:00Z"/>
@@ -22959,8 +22778,6 @@
 <file path=word/commentsIds.xml><?xml version="1.0" encoding="utf-8"?>
 <w16cid:commentsIds xmlns:wpc="http://schemas.microsoft.com/office/word/2010/wordprocessingCanvas" xmlns:cx="http://schemas.microsoft.com/office/drawing/2014/chartex" xmlns:cx1="http://schemas.microsoft.com/office/drawing/2015/9/8/chartex" xmlns:cx2="http://schemas.microsoft.com/office/drawing/2015/10/21/chartex" xmlns:cx3="http://schemas.microsoft.com/office/drawing/2016/5/9/chartex" xmlns:cx4="http://schemas.microsoft.com/office/drawing/2016/5/10/chartex" xmlns:cx5="http://schemas.microsoft.com/office/drawing/2016/5/11/chartex" xmlns:cx6="http://schemas.microsoft.com/office/drawing/2016/5/12/chartex" xmlns:cx7="http://schemas.microsoft.com/office/drawing/2016/5/13/chartex" xmlns:cx8="http://schemas.microsoft.com/office/drawing/2016/5/14/chartex" xmlns:mc="http://schemas.openxmlformats.org/markup-compatibility/2006" xmlns:aink="http://schemas.microsoft.com/office/drawing/2016/ink" xmlns:am3d="http://schemas.microsoft.com/office/drawing/2017/model3d" xmlns:o="urn:schemas-microsoft-com:office:office" xmlns:oel="http://schemas.microsoft.com/office/2019/extlst" xmlns:r="http://schemas.openxmlformats.org/officeDocument/2006/relationships" xmlns:m="http://schemas.openxmlformats.org/officeDocument/2006/math" xmlns:v="urn:schemas-microsoft-com:vml" xmlns:wp14="http://schemas.microsoft.com/office/word/2010/wordprocessingDrawing" xmlns:wp="http://schemas.openxmlformats.org/drawingml/2006/wordprocessingDrawing" xmlns:w10="urn:schemas-microsoft-com:office:word" xmlns:w="http://schemas.openxmlformats.org/wordprocessingml/2006/main" xmlns:w14="http://schemas.microsoft.com/office/word/2010/wordml" xmlns:w15="http://schemas.microsoft.com/office/word/2012/wordml" xmlns:w16cex="http://schemas.microsoft.com/office/word/2018/wordml/cex" xmlns:w16cid="http://schemas.microsoft.com/office/word/2016/wordml/cid" xmlns:w16="http://schemas.microsoft.com/office/word/2018/wordml" xmlns:w16sdtdh="http://schemas.microsoft.com/office/word/2020/wordml/sdtdatahash" xmlns:w16se="http://schemas.microsoft.com/office/word/2015/wordml/symex" xmlns:wpg="http://schemas.microsoft.com/office/word/2010/wordprocessingGroup" xmlns:wpi="http://schemas.microsoft.com/office/word/2010/wordprocessingInk" xmlns:wne="http://schemas.microsoft.com/office/word/2006/wordml" xmlns:wps="http://schemas.microsoft.com/office/word/2010/wordprocessingShape" mc:Ignorable="w14 w15 w16se w16cid w16 w16cex w16sdtdh wp14">
   <w16cid:commentId w16cid:paraId="68C98086" w16cid:durableId="2767B92E"/>
-  <w16cid:commentId w16cid:paraId="27945EAE" w16cid:durableId="26EFA684"/>
-  <w16cid:commentId w16cid:paraId="548B8785" w16cid:durableId="2756C8C5"/>
   <w16cid:commentId w16cid:paraId="098036D9" w16cid:durableId="26E535DF"/>
   <w16cid:commentId w16cid:paraId="7C2311C3" w16cid:durableId="27555D94"/>
   <w16cid:commentId w16cid:paraId="01A3BF3A" w16cid:durableId="276690CE"/>
